--- a/doc/6通道磁检测软件使用说明.docx
+++ b/doc/6通道磁检测软件使用说明.docx
@@ -445,13 +445,7 @@
         <w:rPr>
           <w:rFonts w:hint="eastAsia"/>
         </w:rPr>
-        <w:t>：开始数据采集/停止数据采集。在正常使用过程中串口设置后，常用开始/停止先进行数据的捕获后才可以进行下一步的数据的处理，停止采集程序会默认保存数据，</w:t>
-      </w:r>
-      <w:r>
-        <w:rPr>
-          <w:rFonts w:hint="eastAsia"/>
-        </w:rPr>
-        <w:t>数据将保存到data文件夹下</w:t>
+        <w:t>：开始数据采集/停止数据采集。在正常使用过程中串口设置后，常用开始/停止先进行数据的捕获后才可以进行下一步的数据的处理，停止采集程序会默认保存数据，数据将保存到data文件夹下</w:t>
       </w:r>
       <w:proofErr w:type="spellStart"/>
       <w:r>
@@ -477,21 +471,7 @@
         <w:rPr>
           <w:rFonts w:hint="eastAsia"/>
         </w:rPr>
-        <w:t>可以进行下一步数据处理，再次保存</w:t>
-      </w:r>
-      <w:proofErr w:type="gramStart"/>
-      <w:r>
-        <w:rPr>
-          <w:rFonts w:hint="eastAsia"/>
-        </w:rPr>
-        <w:t>是另存的</w:t>
-      </w:r>
-      <w:proofErr w:type="gramEnd"/>
-      <w:r>
-        <w:rPr>
-          <w:rFonts w:hint="eastAsia"/>
-        </w:rPr>
-        <w:t>意思</w:t>
+        <w:t>可以进行下一步数据处理，再次保存是另存的意思</w:t>
       </w:r>
       <w:r>
         <w:rPr>
@@ -528,9 +508,6 @@
       <w:pPr>
         <w:pStyle w:val="a3"/>
         <w:ind w:left="720"/>
-        <w:rPr>
-          <w:rFonts w:hint="eastAsia"/>
-        </w:rPr>
       </w:pPr>
       <w:r>
         <w:rPr>
@@ -572,23 +549,7 @@
           <w:rFonts w:hint="eastAsia"/>
           <w:color w:val="FF0000"/>
         </w:rPr>
-        <w:t>个点，也可以通过配置去修改最大点数，当一次</w:t>
-      </w:r>
-      <w:proofErr w:type="gramStart"/>
-      <w:r>
-        <w:rPr>
-          <w:rFonts w:hint="eastAsia"/>
-          <w:color w:val="FF0000"/>
-        </w:rPr>
-        <w:t>扫查超过</w:t>
-      </w:r>
-      <w:proofErr w:type="gramEnd"/>
-      <w:r>
-        <w:rPr>
-          <w:rFonts w:hint="eastAsia"/>
-          <w:color w:val="FF0000"/>
-        </w:rPr>
-        <w:t>最大点数时候软件开启自动保存功能，数据将保存到data文件夹下</w:t>
+        <w:t>个点，也可以通过配置去修改最大点数，当一次扫查超过最大点数时候软件开启自动保存功能，数据将保存到data文件夹下</w:t>
       </w:r>
       <w:proofErr w:type="spellStart"/>
       <w:r>
@@ -606,14 +567,12 @@
         </w:rPr>
         <w:t>中，并命名为</w:t>
       </w:r>
-      <w:proofErr w:type="gramStart"/>
       <w:r>
         <w:rPr>
           <w:color w:val="FF0000"/>
         </w:rPr>
         <w:t>”</w:t>
       </w:r>
-      <w:proofErr w:type="gramEnd"/>
       <w:r>
         <w:rPr>
           <w:rFonts w:hint="eastAsia"/>
@@ -629,14 +588,12 @@
         <w:t>src.execl</w:t>
       </w:r>
       <w:proofErr w:type="spellEnd"/>
-      <w:proofErr w:type="gramStart"/>
       <w:r>
         <w:rPr>
           <w:color w:val="FF0000"/>
         </w:rPr>
         <w:t>”</w:t>
       </w:r>
-      <w:proofErr w:type="gramEnd"/>
       <w:r>
         <w:rPr>
           <w:rFonts w:hint="eastAsia"/>
@@ -698,15 +655,7 @@
           <w:rFonts w:hint="eastAsia"/>
           <w:color w:val="FF0000"/>
         </w:rPr>
-        <w:t>处</w:t>
-      </w:r>
-      <w:proofErr w:type="gramStart"/>
-      <w:r>
-        <w:rPr>
-          <w:rFonts w:hint="eastAsia"/>
-          <w:color w:val="FF0000"/>
-        </w:rPr>
-        <w:t>理</w:t>
+        <w:t>处理</w:t>
       </w:r>
       <w:r>
         <w:rPr>
@@ -715,7 +664,6 @@
         </w:rPr>
         <w:t>该扫查的</w:t>
       </w:r>
-      <w:proofErr w:type="gramEnd"/>
       <w:r>
         <w:rPr>
           <w:rFonts w:hint="eastAsia"/>
@@ -791,21 +739,7 @@
         <w:rPr>
           <w:rFonts w:hint="eastAsia"/>
         </w:rPr>
-        <w:t>：在开始默认保存的情况下将当前采集的点数</w:t>
-      </w:r>
-      <w:proofErr w:type="gramStart"/>
-      <w:r>
-        <w:rPr>
-          <w:rFonts w:hint="eastAsia"/>
-        </w:rPr>
-        <w:t>另存在</w:t>
-      </w:r>
-      <w:proofErr w:type="gramEnd"/>
-      <w:r>
-        <w:rPr>
-          <w:rFonts w:hint="eastAsia"/>
-        </w:rPr>
-        <w:t>data文件夹中，意思是打个特定的标签结果。</w:t>
+        <w:t>：在开始默认保存的情况下将当前采集的点数另存在data文件夹中，意思是打个特定的标签结果。</w:t>
       </w:r>
     </w:p>
     <w:p>
@@ -821,21 +755,7 @@
         <w:rPr>
           <w:rFonts w:hint="eastAsia"/>
         </w:rPr>
-        <w:t>数据处理：通过检测算法结算检测结果并显示当前采集的</w:t>
-      </w:r>
-      <w:proofErr w:type="gramStart"/>
-      <w:r>
-        <w:rPr>
-          <w:rFonts w:hint="eastAsia"/>
-        </w:rPr>
-        <w:t>所有点</w:t>
-      </w:r>
-      <w:proofErr w:type="gramEnd"/>
-      <w:r>
-        <w:rPr>
-          <w:rFonts w:hint="eastAsia"/>
-        </w:rPr>
-        <w:t>数据(</w:t>
+        <w:t>数据处理：通过检测算法结算检测结果并显示当前采集的所有点数据(</w:t>
       </w:r>
       <w:r>
         <w:rPr>
@@ -864,21 +784,7 @@
         <w:rPr>
           <w:rFonts w:hint="eastAsia"/>
         </w:rPr>
-        <w:t>。数据处理和图像绘制都在软件后台线程处理，与显示线程不冲突，但是为了避免重复点击和误操作，现在</w:t>
-      </w:r>
-      <w:proofErr w:type="gramStart"/>
-      <w:r>
-        <w:rPr>
-          <w:rFonts w:hint="eastAsia"/>
-        </w:rPr>
-        <w:t>在</w:t>
-      </w:r>
-      <w:proofErr w:type="gramEnd"/>
-      <w:r>
-        <w:rPr>
-          <w:rFonts w:hint="eastAsia"/>
-        </w:rPr>
-        <w:t>数据处理过程都将其他按键操作使能功能屏蔽了。</w:t>
+        <w:t>。数据处理和图像绘制都在软件后台线程处理，与显示线程不冲突，但是为了避免重复点击和误操作，现在在数据处理过程都将其他按键操作使能功能屏蔽了。</w:t>
       </w:r>
     </w:p>
     <w:p>
@@ -889,9 +795,6 @@
           <w:numId w:val="1"/>
         </w:numPr>
         <w:ind w:firstLineChars="0"/>
-        <w:rPr>
-          <w:rFonts w:hint="eastAsia"/>
-        </w:rPr>
       </w:pPr>
       <w:r>
         <w:rPr>
@@ -931,22 +834,17 @@
     <w:p>
       <w:pPr>
         <w:ind w:firstLine="420"/>
-        <w:rPr>
-          <w:rFonts w:hint="eastAsia"/>
-        </w:rPr>
       </w:pPr>
     </w:p>
     <w:p>
       <w:pPr>
         <w:pStyle w:val="2"/>
-        <w:rPr>
-          <w:rFonts w:hint="eastAsia"/>
-        </w:rPr>
       </w:pPr>
       <w:r>
         <w:rPr>
           <w:noProof/>
         </w:rPr>
+        <w:lastRenderedPageBreak/>
         <w:drawing>
           <wp:inline distT="0" distB="0" distL="0" distR="0">
             <wp:extent cx="5274310" cy="4121099"/>
@@ -981,6 +879,68 @@
                     <a:xfrm>
                       <a:off x="0" y="0"/>
                       <a:ext cx="5274310" cy="4121099"/>
+                    </a:xfrm>
+                    <a:prstGeom prst="rect">
+                      <a:avLst/>
+                    </a:prstGeom>
+                    <a:noFill/>
+                    <a:ln>
+                      <a:noFill/>
+                    </a:ln>
+                  </pic:spPr>
+                </pic:pic>
+              </a:graphicData>
+            </a:graphic>
+          </wp:inline>
+        </w:drawing>
+      </w:r>
+    </w:p>
+    <w:p/>
+    <w:p/>
+    <w:p>
+      <w:pPr>
+        <w:rPr>
+          <w:rFonts w:hint="eastAsia"/>
+        </w:rPr>
+      </w:pPr>
+      <w:r>
+        <w:rPr>
+          <w:noProof/>
+        </w:rPr>
+        <w:drawing>
+          <wp:inline distT="0" distB="0" distL="0" distR="0">
+            <wp:extent cx="5274310" cy="2961839"/>
+            <wp:effectExtent l="0" t="0" r="2540" b="0"/>
+            <wp:docPr id="3" name="图片 3" descr="C:\Users\chenjianwei\Documents\WeChat Files\WEILAI1070049433\FileStorage\Temp\3926803199257b731fcad52ad368be1.png"/>
+            <wp:cNvGraphicFramePr>
+              <a:graphicFrameLocks xmlns:a="http://schemas.openxmlformats.org/drawingml/2006/main" noChangeAspect="1"/>
+            </wp:cNvGraphicFramePr>
+            <a:graphic xmlns:a="http://schemas.openxmlformats.org/drawingml/2006/main">
+              <a:graphicData uri="http://schemas.openxmlformats.org/drawingml/2006/picture">
+                <pic:pic xmlns:pic="http://schemas.openxmlformats.org/drawingml/2006/picture">
+                  <pic:nvPicPr>
+                    <pic:cNvPr id="0" name="Picture 1" descr="C:\Users\chenjianwei\Documents\WeChat Files\WEILAI1070049433\FileStorage\Temp\3926803199257b731fcad52ad368be1.png"/>
+                    <pic:cNvPicPr>
+                      <a:picLocks noChangeAspect="1" noChangeArrowheads="1"/>
+                    </pic:cNvPicPr>
+                  </pic:nvPicPr>
+                  <pic:blipFill>
+                    <a:blip r:embed="rId7" cstate="print">
+                      <a:extLst>
+                        <a:ext uri="{28A0092B-C50C-407E-A947-70E740481C1C}">
+                          <a14:useLocalDpi xmlns:a14="http://schemas.microsoft.com/office/drawing/2010/main" val="0"/>
+                        </a:ext>
+                      </a:extLst>
+                    </a:blip>
+                    <a:srcRect/>
+                    <a:stretch>
+                      <a:fillRect/>
+                    </a:stretch>
+                  </pic:blipFill>
+                  <pic:spPr bwMode="auto">
+                    <a:xfrm>
+                      <a:off x="0" y="0"/>
+                      <a:ext cx="5274310" cy="2961839"/>
                     </a:xfrm>
                     <a:prstGeom prst="rect">
                       <a:avLst/>
